--- a/Blueprint_Smart_Tourism_Magelang_2026_FINAL.docx
+++ b/Blueprint_Smart_Tourism_Magelang_2026_FINAL.docx
@@ -829,6 +829,7 @@
       <w:tblPr>
         <w:tblStyle w:val="LightShading"/>
         <w:tblW w:w="9026" w:type="dxa"/>
+        <w:shd w:val="clear" w:color="auto" w:fill="FFFFFF" w:themeFill="background1"/>
         <w:tblLook w:val="04A0" w:firstRow="1" w:lastRow="0" w:firstColumn="1" w:lastColumn="0" w:noHBand="0" w:noVBand="1"/>
       </w:tblPr>
       <w:tblGrid>
@@ -843,6 +844,7 @@
           <w:tcPr>
             <w:cnfStyle w:val="001000000000" w:firstRow="0" w:lastRow="0" w:firstColumn="1" w:lastColumn="0" w:oddVBand="0" w:evenVBand="0" w:oddHBand="0" w:evenHBand="0" w:firstRowFirstColumn="0" w:firstRowLastColumn="0" w:lastRowFirstColumn="0" w:lastRowLastColumn="0"/>
             <w:tcW w:w="1800" w:type="dxa"/>
+            <w:shd w:val="clear" w:color="auto" w:fill="FFFFFF" w:themeFill="background1"/>
           </w:tcPr>
           <w:p>
             <w:pPr>
@@ -862,6 +864,7 @@
         <w:tc>
           <w:tcPr>
             <w:tcW w:w="7226" w:type="dxa"/>
+            <w:shd w:val="clear" w:color="auto" w:fill="FFFFFF" w:themeFill="background1"/>
           </w:tcPr>
           <w:p>
             <w:pPr>
@@ -888,6 +891,7 @@
           <w:tcPr>
             <w:cnfStyle w:val="001000000000" w:firstRow="0" w:lastRow="0" w:firstColumn="1" w:lastColumn="0" w:oddVBand="0" w:evenVBand="0" w:oddHBand="0" w:evenHBand="0" w:firstRowFirstColumn="0" w:firstRowLastColumn="0" w:lastRowFirstColumn="0" w:lastRowLastColumn="0"/>
             <w:tcW w:w="1800" w:type="dxa"/>
+            <w:shd w:val="clear" w:color="auto" w:fill="FFFFFF" w:themeFill="background1"/>
           </w:tcPr>
           <w:p>
             <w:r>
@@ -904,6 +908,7 @@
         <w:tc>
           <w:tcPr>
             <w:tcW w:w="7226" w:type="dxa"/>
+            <w:shd w:val="clear" w:color="auto" w:fill="FFFFFF" w:themeFill="background1"/>
           </w:tcPr>
           <w:p>
             <w:pPr>
@@ -924,6 +929,7 @@
           <w:tcPr>
             <w:cnfStyle w:val="001000000000" w:firstRow="0" w:lastRow="0" w:firstColumn="1" w:lastColumn="0" w:oddVBand="0" w:evenVBand="0" w:oddHBand="0" w:evenHBand="0" w:firstRowFirstColumn="0" w:firstRowLastColumn="0" w:lastRowFirstColumn="0" w:lastRowLastColumn="0"/>
             <w:tcW w:w="1800" w:type="dxa"/>
+            <w:shd w:val="clear" w:color="auto" w:fill="FFFFFF" w:themeFill="background1"/>
           </w:tcPr>
           <w:p>
             <w:r>
@@ -940,6 +946,7 @@
         <w:tc>
           <w:tcPr>
             <w:tcW w:w="7226" w:type="dxa"/>
+            <w:shd w:val="clear" w:color="auto" w:fill="FFFFFF" w:themeFill="background1"/>
           </w:tcPr>
           <w:p>
             <w:pPr>
@@ -2113,102 +2120,21 @@
       </w:r>
     </w:p>
     <w:p>
-      <w:pPr>
-        <w:pStyle w:val="ListParagraph"/>
-        <w:numPr>
-          <w:ilvl w:val="0"/>
-          <w:numId w:val="2"/>
-        </w:numPr>
-        <w:spacing w:before="60" w:after="60"/>
-      </w:pPr>
-      <w:r>
-        <w:t>Layer overlay data spasial (batas wilayah, jalan, fasilitas umum)</w:t>
-      </w:r>
-    </w:p>
-    <w:p>
-      <w:pPr>
-        <w:pStyle w:val="Heading3"/>
+      <w:bookmarkStart w:id="0" w:name="_GoBack"/>
+      <w:bookmarkEnd w:id="0"/>
+    </w:p>
+    <w:p>
+      <w:pPr>
+        <w:pStyle w:val="Heading1"/>
         <w:rPr>
           <w:color w:val="auto"/>
         </w:rPr>
       </w:pPr>
+      <w:proofErr w:type="gramStart"/>
       <w:r>
         <w:rPr>
           <w:color w:val="auto"/>
         </w:rPr>
-        <w:t>3.3.4 Modul Dashboard dan Pelaporan</w:t>
-      </w:r>
-    </w:p>
-    <w:p>
-      <w:pPr>
-        <w:pStyle w:val="ListParagraph"/>
-        <w:numPr>
-          <w:ilvl w:val="0"/>
-          <w:numId w:val="2"/>
-        </w:numPr>
-        <w:spacing w:before="60" w:after="60"/>
-      </w:pPr>
-      <w:r>
-        <w:t>Dashboard ringkasan statistik klaster wisata</w:t>
-      </w:r>
-    </w:p>
-    <w:p>
-      <w:pPr>
-        <w:pStyle w:val="ListParagraph"/>
-        <w:numPr>
-          <w:ilvl w:val="0"/>
-          <w:numId w:val="2"/>
-        </w:numPr>
-        <w:spacing w:before="60" w:after="60"/>
-      </w:pPr>
-      <w:r>
-        <w:t>Tabel perbandingan antar klaster berdasarkan atribut</w:t>
-      </w:r>
-    </w:p>
-    <w:p>
-      <w:pPr>
-        <w:pStyle w:val="ListParagraph"/>
-        <w:numPr>
-          <w:ilvl w:val="0"/>
-          <w:numId w:val="2"/>
-        </w:numPr>
-        <w:spacing w:before="60" w:after="60"/>
-      </w:pPr>
-      <w:r>
-        <w:t>Grafik visualisasi distribusi klaster dan atribut</w:t>
-      </w:r>
-    </w:p>
-    <w:p>
-      <w:pPr>
-        <w:pStyle w:val="ListParagraph"/>
-        <w:numPr>
-          <w:ilvl w:val="0"/>
-          <w:numId w:val="2"/>
-        </w:numPr>
-        <w:spacing w:before="60" w:after="60"/>
-      </w:pPr>
-      <w:r>
-        <w:t>Panel manajemen data untuk admin sistem</w:t>
-      </w:r>
-    </w:p>
-    <w:p>
-      <w:r>
-        <w:br w:type="page"/>
-      </w:r>
-    </w:p>
-    <w:p>
-      <w:pPr>
-        <w:pStyle w:val="Heading1"/>
-        <w:rPr>
-          <w:color w:val="auto"/>
-        </w:rPr>
-      </w:pPr>
-      <w:proofErr w:type="gramStart"/>
-      <w:r>
-        <w:rPr>
-          <w:color w:val="auto"/>
-        </w:rPr>
-        <w:lastRenderedPageBreak/>
         <w:t>BAB IV.</w:t>
       </w:r>
       <w:proofErr w:type="gramEnd"/>
@@ -2467,6 +2393,7 @@
                 <w:sz w:val="20"/>
                 <w:szCs w:val="20"/>
               </w:rPr>
+              <w:lastRenderedPageBreak/>
               <w:t>Frontend</w:t>
             </w:r>
           </w:p>
@@ -3774,23 +3701,21 @@
     <w:p>
       <w:pPr>
         <w:spacing w:before="160" w:after="80"/>
-        <w:jc w:val="center"/>
-      </w:pPr>
-      <w:r>
-        <w:rPr>
-          <w:noProof/>
-        </w:rPr>
+      </w:pPr>
+      <w:r>
         <w:drawing>
-          <wp:inline distT="0" distB="0" distL="0" distR="0" wp14:anchorId="5F7C23C2" wp14:editId="3874C196">
-            <wp:extent cx="5686425" cy="3476625"/>
-            <wp:effectExtent l="0" t="0" r="9525" b="9525"/>
-            <wp:docPr id="4" name="ERD Database" descr="Gambar 4.2 – Entity Relationship Diagram Database Sistem"/>
-            <wp:cNvGraphicFramePr/>
+          <wp:inline distT="0" distB="0" distL="0" distR="0" wp14:anchorId="43573130" wp14:editId="37BDF7D0">
+            <wp:extent cx="4876800" cy="3800475"/>
+            <wp:effectExtent l="0" t="0" r="0" b="9525"/>
+            <wp:docPr id="1" name="Picture 1"/>
+            <wp:cNvGraphicFramePr>
+              <a:graphicFrameLocks xmlns:a="http://schemas.openxmlformats.org/drawingml/2006/main" noChangeAspect="1"/>
+            </wp:cNvGraphicFramePr>
             <a:graphic xmlns:a="http://schemas.openxmlformats.org/drawingml/2006/main">
               <a:graphicData uri="http://schemas.openxmlformats.org/drawingml/2006/picture">
                 <pic:pic xmlns:pic="http://schemas.openxmlformats.org/drawingml/2006/picture">
                   <pic:nvPicPr>
-                    <pic:cNvPr id="1" name="ERD Database"/>
+                    <pic:cNvPr id="0" name=""/>
                     <pic:cNvPicPr/>
                   </pic:nvPicPr>
                   <pic:blipFill>
@@ -3802,7 +3727,7 @@
                   <pic:spPr>
                     <a:xfrm>
                       <a:off x="0" y="0"/>
-                      <a:ext cx="5692691" cy="3480456"/>
+                      <a:ext cx="4876800" cy="3800475"/>
                     </a:xfrm>
                     <a:prstGeom prst="rect">
                       <a:avLst/>
@@ -3817,50 +3742,34 @@
     </w:p>
     <w:p>
       <w:pPr>
-        <w:spacing w:after="200"/>
+        <w:pStyle w:val="Heading2"/>
+        <w:rPr>
+          <w:color w:val="auto"/>
+        </w:rPr>
+      </w:pPr>
+      <w:r>
+        <w:rPr>
+          <w:color w:val="auto"/>
+        </w:rPr>
+        <w:t>4.5</w:t>
+      </w:r>
+      <w:r>
+        <w:rPr>
+          <w:color w:val="auto"/>
+        </w:rPr>
+        <w:t xml:space="preserve"> </w:t>
+      </w:r>
+      <w:r>
+        <w:rPr>
+          <w:color w:val="auto"/>
+        </w:rPr>
+        <w:t>Flow Chart</w:t>
+      </w:r>
+    </w:p>
+    <w:p>
+      <w:pPr>
+        <w:pStyle w:val="Heading2"/>
         <w:jc w:val="center"/>
-        <w:rPr>
-          <w:i/>
-          <w:sz w:val="18"/>
-        </w:rPr>
-      </w:pPr>
-      <w:r>
-        <w:rPr>
-          <w:i/>
-          <w:sz w:val="18"/>
-        </w:rPr>
-        <w:t>Gambar 4.2 – Entity Relationship Diagram Database Sistem</w:t>
-      </w:r>
-    </w:p>
-    <w:p>
-      <w:pPr>
-        <w:pStyle w:val="Heading2"/>
-        <w:rPr>
-          <w:color w:val="auto"/>
-        </w:rPr>
-      </w:pPr>
-      <w:r>
-        <w:rPr>
-          <w:color w:val="auto"/>
-        </w:rPr>
-        <w:t>4.5</w:t>
-      </w:r>
-      <w:r>
-        <w:rPr>
-          <w:color w:val="auto"/>
-        </w:rPr>
-        <w:t xml:space="preserve"> </w:t>
-      </w:r>
-      <w:r>
-        <w:rPr>
-          <w:color w:val="auto"/>
-        </w:rPr>
-        <w:t>Flow Chart</w:t>
-      </w:r>
-    </w:p>
-    <w:p>
-      <w:pPr>
-        <w:pStyle w:val="Heading2"/>
         <w:rPr>
           <w:color w:val="auto"/>
         </w:rPr>
@@ -3918,8 +3827,19 @@
           </wp:inline>
         </w:drawing>
       </w:r>
-      <w:bookmarkStart w:id="0" w:name="_GoBack"/>
-      <w:bookmarkEnd w:id="0"/>
+    </w:p>
+    <w:p>
+      <w:pPr>
+        <w:rPr>
+          <w:b/>
+          <w:bCs/>
+          <w:sz w:val="32"/>
+          <w:szCs w:val="32"/>
+        </w:rPr>
+      </w:pPr>
+      <w:r>
+        <w:br w:type="page"/>
+      </w:r>
     </w:p>
     <w:p>
       <w:pPr>
@@ -3932,6 +3852,7 @@
         <w:rPr>
           <w:color w:val="auto"/>
         </w:rPr>
+        <w:lastRenderedPageBreak/>
         <w:t>BAB V. DESAIN ANTARMUKA PENGGUNA</w:t>
       </w:r>
     </w:p>
@@ -3973,7 +3894,6 @@
         <w:spacing w:before="60" w:after="60"/>
       </w:pPr>
       <w:r>
-        <w:lastRenderedPageBreak/>
         <w:t>Simplicity: tampilan bersih tanpa elemen yang membingungkan</w:t>
       </w:r>
     </w:p>
@@ -4018,11 +3938,6 @@
     </w:p>
     <w:p>
       <w:pPr>
-        <w:spacing w:before="60" w:after="60"/>
-      </w:pPr>
-    </w:p>
-    <w:p>
-      <w:pPr>
         <w:pStyle w:val="Heading2"/>
         <w:rPr>
           <w:color w:val="auto"/>
@@ -4055,34 +3970,10 @@
         <w:jc w:val="both"/>
       </w:pPr>
       <w:r>
-        <w:t xml:space="preserve">Halaman login sederhana dengan input username dan password, disertai logo institusi dan </w:t>
-      </w:r>
-      <w:proofErr w:type="gramStart"/>
-      <w:r>
-        <w:t>nama</w:t>
-      </w:r>
-      <w:proofErr w:type="gramEnd"/>
-      <w:r>
-        <w:t xml:space="preserve"> sistem. </w:t>
-      </w:r>
-      <w:proofErr w:type="gramStart"/>
-      <w:r>
-        <w:t>Keamanan menggunakan autentikasi JWT dengan session timeout.</w:t>
-      </w:r>
-      <w:proofErr w:type="gramEnd"/>
-    </w:p>
-    <w:p>
-      <w:pPr>
-        <w:pStyle w:val="Heading3"/>
-        <w:rPr>
-          <w:color w:val="auto"/>
-        </w:rPr>
-      </w:pPr>
-      <w:r>
-        <w:rPr>
-          <w:color w:val="auto"/>
-        </w:rPr>
-        <w:t>5.2.2 Dashboard Utama</w:t>
+        <w:t>Halaman login sederhana dengan input username dan password</w:t>
+      </w:r>
+      <w:r>
+        <w:t>.</w:t>
       </w:r>
     </w:p>
     <w:p>
@@ -4091,72 +3982,44 @@
         <w:jc w:val="both"/>
       </w:pPr>
       <w:r>
-        <w:t>Dashboard menampilkan ringkasan statistik dalam format kartu informasi meliputi:</w:t>
-      </w:r>
-    </w:p>
-    <w:p>
-      <w:pPr>
-        <w:pStyle w:val="ListParagraph"/>
-        <w:numPr>
-          <w:ilvl w:val="0"/>
-          <w:numId w:val="2"/>
-        </w:numPr>
-        <w:spacing w:before="60" w:after="60"/>
-      </w:pPr>
-      <w:r>
-        <w:t>Total destinasi wisata terdaftar</w:t>
-      </w:r>
-    </w:p>
-    <w:p>
-      <w:pPr>
-        <w:pStyle w:val="ListParagraph"/>
-        <w:numPr>
-          <w:ilvl w:val="0"/>
-          <w:numId w:val="2"/>
-        </w:numPr>
-        <w:spacing w:before="60" w:after="60"/>
-      </w:pPr>
-      <w:r>
-        <w:t>Jumlah klaster aktif</w:t>
-      </w:r>
-    </w:p>
-    <w:p>
-      <w:pPr>
-        <w:pStyle w:val="ListParagraph"/>
-        <w:numPr>
-          <w:ilvl w:val="0"/>
-          <w:numId w:val="2"/>
-        </w:numPr>
-        <w:spacing w:before="60" w:after="60"/>
-      </w:pPr>
-      <w:r>
-        <w:t>Distribusi kategori wisata (grafik donut)</w:t>
-      </w:r>
-    </w:p>
-    <w:p>
-      <w:pPr>
-        <w:pStyle w:val="ListParagraph"/>
-        <w:numPr>
-          <w:ilvl w:val="0"/>
-          <w:numId w:val="2"/>
-        </w:numPr>
-        <w:spacing w:before="60" w:after="60"/>
-      </w:pPr>
-      <w:r>
-        <w:t>Tren kunjungan wisata (grafik garis)</w:t>
-      </w:r>
-    </w:p>
-    <w:p>
-      <w:pPr>
-        <w:pStyle w:val="ListParagraph"/>
-        <w:numPr>
-          <w:ilvl w:val="0"/>
-          <w:numId w:val="2"/>
-        </w:numPr>
-        <w:spacing w:before="60" w:after="60"/>
-      </w:pPr>
-      <w:r>
-        <w:t>Peta ringkasan distribusi klaster</w:t>
+        <w:rPr>
+          <w:noProof/>
+        </w:rPr>
+        <w:drawing>
+          <wp:inline distT="0" distB="0" distL="0" distR="0" wp14:anchorId="3577CB30" wp14:editId="24EBE6BB">
+            <wp:extent cx="3253839" cy="1830284"/>
+            <wp:effectExtent l="0" t="0" r="3810" b="0"/>
+            <wp:docPr id="12" name="Picture 12"/>
+            <wp:cNvGraphicFramePr>
+              <a:graphicFrameLocks xmlns:a="http://schemas.openxmlformats.org/drawingml/2006/main" noChangeAspect="1"/>
+            </wp:cNvGraphicFramePr>
+            <a:graphic xmlns:a="http://schemas.openxmlformats.org/drawingml/2006/main">
+              <a:graphicData uri="http://schemas.openxmlformats.org/drawingml/2006/picture">
+                <pic:pic xmlns:pic="http://schemas.openxmlformats.org/drawingml/2006/picture">
+                  <pic:nvPicPr>
+                    <pic:cNvPr id="0" name=""/>
+                    <pic:cNvPicPr/>
+                  </pic:nvPicPr>
+                  <pic:blipFill>
+                    <a:blip r:embed="rId13"/>
+                    <a:stretch>
+                      <a:fillRect/>
+                    </a:stretch>
+                  </pic:blipFill>
+                  <pic:spPr>
+                    <a:xfrm>
+                      <a:off x="0" y="0"/>
+                      <a:ext cx="3253661" cy="1830184"/>
+                    </a:xfrm>
+                    <a:prstGeom prst="rect">
+                      <a:avLst/>
+                    </a:prstGeom>
+                  </pic:spPr>
+                </pic:pic>
+              </a:graphicData>
+            </a:graphic>
+          </wp:inline>
+        </w:drawing>
       </w:r>
     </w:p>
     <w:p>
@@ -4170,7 +4033,7 @@
         <w:rPr>
           <w:color w:val="auto"/>
         </w:rPr>
-        <w:t>5.2.3 Halaman Peta Interaktif</w:t>
+        <w:t>5.2.2 Dashboard Utama</w:t>
       </w:r>
     </w:p>
     <w:p>
@@ -4180,104 +4043,12 @@
       </w:pPr>
       <w:proofErr w:type="gramStart"/>
       <w:r>
-        <w:t>Merupakan halaman inti sistem yang menampilkan peta digital interaktif berbasis Leaflet.js.</w:t>
+        <w:t>Dashboard menampilkan ringkasan statistik dalam format kartu informasi</w:t>
+      </w:r>
+      <w:r>
+        <w:t>.</w:t>
       </w:r>
       <w:proofErr w:type="gramEnd"/>
-      <w:r>
-        <w:t xml:space="preserve"> Fitur lengkap meliputi:</w:t>
-      </w:r>
-    </w:p>
-    <w:p>
-      <w:pPr>
-        <w:pStyle w:val="ListParagraph"/>
-        <w:numPr>
-          <w:ilvl w:val="0"/>
-          <w:numId w:val="2"/>
-        </w:numPr>
-        <w:spacing w:before="60" w:after="60"/>
-      </w:pPr>
-      <w:r>
-        <w:t>Marker berwarna per klaster (merah: potensi tinggi, kuning: potensi sedang, hijau: potensi berkembang, biru: potensi khusus)</w:t>
-      </w:r>
-    </w:p>
-    <w:p>
-      <w:pPr>
-        <w:pStyle w:val="ListParagraph"/>
-        <w:numPr>
-          <w:ilvl w:val="0"/>
-          <w:numId w:val="2"/>
-        </w:numPr>
-        <w:spacing w:before="60" w:after="60"/>
-      </w:pPr>
-      <w:r>
-        <w:t>Popup klik dengan informasi lengkap destinasi dan skor atribut</w:t>
-      </w:r>
-    </w:p>
-    <w:p>
-      <w:pPr>
-        <w:pStyle w:val="ListParagraph"/>
-        <w:numPr>
-          <w:ilvl w:val="0"/>
-          <w:numId w:val="2"/>
-        </w:numPr>
-        <w:spacing w:before="60" w:after="60"/>
-      </w:pPr>
-      <w:r>
-        <w:t>Panel filter di sidebar: filter per klaster, kategori, atau kecamatan</w:t>
-      </w:r>
-    </w:p>
-    <w:p>
-      <w:pPr>
-        <w:pStyle w:val="ListParagraph"/>
-        <w:numPr>
-          <w:ilvl w:val="0"/>
-          <w:numId w:val="2"/>
-        </w:numPr>
-        <w:spacing w:before="60" w:after="60"/>
-      </w:pPr>
-      <w:r>
-        <w:t>Tombol zoom, layer control, dan fullscreen</w:t>
-      </w:r>
-    </w:p>
-    <w:p>
-      <w:pPr>
-        <w:pStyle w:val="ListParagraph"/>
-        <w:numPr>
-          <w:ilvl w:val="0"/>
-          <w:numId w:val="2"/>
-        </w:numPr>
-        <w:spacing w:before="60" w:after="60"/>
-      </w:pPr>
-      <w:r>
-        <w:t>Search bar pencarian destinasi</w:t>
-      </w:r>
-    </w:p>
-    <w:p>
-      <w:pPr>
-        <w:pStyle w:val="ListParagraph"/>
-        <w:numPr>
-          <w:ilvl w:val="0"/>
-          <w:numId w:val="2"/>
-        </w:numPr>
-        <w:spacing w:before="60" w:after="60"/>
-      </w:pPr>
-      <w:r>
-        <w:t>Tombol export peta ke PNG</w:t>
-      </w:r>
-    </w:p>
-    <w:p>
-      <w:pPr>
-        <w:pStyle w:val="Heading3"/>
-        <w:rPr>
-          <w:color w:val="auto"/>
-        </w:rPr>
-      </w:pPr>
-      <w:r>
-        <w:rPr>
-          <w:color w:val="auto"/>
-        </w:rPr>
-        <w:t>5.2.4 Halaman Analisis Klaster</w:t>
-      </w:r>
     </w:p>
     <w:p>
       <w:pPr>
@@ -4285,85 +4056,191 @@
         <w:jc w:val="both"/>
       </w:pPr>
       <w:r>
-        <w:t>Halaman yang menampilkan detail hasil analisis K-Means Clustering, mencakup:</w:t>
-      </w:r>
-    </w:p>
-    <w:p>
-      <w:pPr>
-        <w:pStyle w:val="ListParagraph"/>
-        <w:numPr>
-          <w:ilvl w:val="0"/>
-          <w:numId w:val="2"/>
-        </w:numPr>
-        <w:spacing w:before="60" w:after="60"/>
-      </w:pPr>
-      <w:r>
-        <w:t>Parameter analisis (jumlah k, iterasi, metode evaluasi)</w:t>
-      </w:r>
-    </w:p>
-    <w:p>
-      <w:pPr>
-        <w:pStyle w:val="ListParagraph"/>
-        <w:numPr>
-          <w:ilvl w:val="0"/>
-          <w:numId w:val="2"/>
-        </w:numPr>
-        <w:spacing w:before="60" w:after="60"/>
-      </w:pPr>
-      <w:r>
-        <w:t>Tabel centroid setiap klaster</w:t>
-      </w:r>
-    </w:p>
-    <w:p>
-      <w:pPr>
-        <w:pStyle w:val="ListParagraph"/>
-        <w:numPr>
-          <w:ilvl w:val="0"/>
-          <w:numId w:val="2"/>
-        </w:numPr>
-        <w:spacing w:before="60" w:after="60"/>
-      </w:pPr>
-      <w:r>
-        <w:t>Grafik Elbow Method untuk justifikasi nilai k</w:t>
-      </w:r>
-    </w:p>
-    <w:p>
-      <w:pPr>
-        <w:pStyle w:val="ListParagraph"/>
-        <w:numPr>
-          <w:ilvl w:val="0"/>
-          <w:numId w:val="2"/>
-        </w:numPr>
-        <w:spacing w:before="60" w:after="60"/>
-      </w:pPr>
-      <w:r>
-        <w:t>Grafik Silhouette Score per klaster</w:t>
-      </w:r>
-    </w:p>
-    <w:p>
-      <w:pPr>
-        <w:pStyle w:val="ListParagraph"/>
-        <w:numPr>
-          <w:ilvl w:val="0"/>
-          <w:numId w:val="2"/>
-        </w:numPr>
-        <w:spacing w:before="60" w:after="60"/>
-      </w:pPr>
-      <w:r>
-        <w:t>Scatter plot 2D dan 3D distribusi klaster</w:t>
-      </w:r>
-    </w:p>
-    <w:p>
-      <w:pPr>
-        <w:pStyle w:val="ListParagraph"/>
-        <w:numPr>
-          <w:ilvl w:val="0"/>
-          <w:numId w:val="2"/>
-        </w:numPr>
-        <w:spacing w:before="60" w:after="60"/>
-      </w:pPr>
-      <w:r>
-        <w:t>Tabel ranking destinasi berdasarkan skor potensi per klaster</w:t>
+        <w:rPr>
+          <w:noProof/>
+        </w:rPr>
+        <w:drawing>
+          <wp:inline distT="0" distB="0" distL="0" distR="0" wp14:anchorId="37C11552" wp14:editId="444DA4CD">
+            <wp:extent cx="5731510" cy="3223974"/>
+            <wp:effectExtent l="0" t="0" r="2540" b="0"/>
+            <wp:docPr id="11" name="Picture 11"/>
+            <wp:cNvGraphicFramePr>
+              <a:graphicFrameLocks xmlns:a="http://schemas.openxmlformats.org/drawingml/2006/main" noChangeAspect="1"/>
+            </wp:cNvGraphicFramePr>
+            <a:graphic xmlns:a="http://schemas.openxmlformats.org/drawingml/2006/main">
+              <a:graphicData uri="http://schemas.openxmlformats.org/drawingml/2006/picture">
+                <pic:pic xmlns:pic="http://schemas.openxmlformats.org/drawingml/2006/picture">
+                  <pic:nvPicPr>
+                    <pic:cNvPr id="0" name=""/>
+                    <pic:cNvPicPr/>
+                  </pic:nvPicPr>
+                  <pic:blipFill>
+                    <a:blip r:embed="rId14"/>
+                    <a:stretch>
+                      <a:fillRect/>
+                    </a:stretch>
+                  </pic:blipFill>
+                  <pic:spPr>
+                    <a:xfrm>
+                      <a:off x="0" y="0"/>
+                      <a:ext cx="5731510" cy="3223974"/>
+                    </a:xfrm>
+                    <a:prstGeom prst="rect">
+                      <a:avLst/>
+                    </a:prstGeom>
+                  </pic:spPr>
+                </pic:pic>
+              </a:graphicData>
+            </a:graphic>
+          </wp:inline>
+        </w:drawing>
+      </w:r>
+    </w:p>
+    <w:p>
+      <w:pPr>
+        <w:pStyle w:val="Heading3"/>
+        <w:rPr>
+          <w:color w:val="auto"/>
+        </w:rPr>
+      </w:pPr>
+      <w:r>
+        <w:rPr>
+          <w:color w:val="auto"/>
+        </w:rPr>
+        <w:lastRenderedPageBreak/>
+        <w:t>5.2.3 Halaman Peta Interaktif</w:t>
+      </w:r>
+    </w:p>
+    <w:p>
+      <w:pPr>
+        <w:spacing w:before="80" w:after="80" w:line="276" w:lineRule="auto"/>
+        <w:jc w:val="both"/>
+      </w:pPr>
+      <w:proofErr w:type="gramStart"/>
+      <w:r>
+        <w:t>Merupakan halaman inti sistem yang menampilkan peta digital interaktif berbasis Leaflet.js.</w:t>
+      </w:r>
+      <w:proofErr w:type="gramEnd"/>
+      <w:r>
+        <w:t xml:space="preserve"> </w:t>
+      </w:r>
+    </w:p>
+    <w:p>
+      <w:pPr>
+        <w:spacing w:before="80" w:after="80" w:line="276" w:lineRule="auto"/>
+        <w:jc w:val="both"/>
+      </w:pPr>
+      <w:r>
+        <w:rPr>
+          <w:noProof/>
+        </w:rPr>
+        <w:drawing>
+          <wp:inline distT="0" distB="0" distL="0" distR="0" wp14:anchorId="033B69F9" wp14:editId="6072DB2C">
+            <wp:extent cx="5731510" cy="3223974"/>
+            <wp:effectExtent l="0" t="0" r="2540" b="0"/>
+            <wp:docPr id="10" name="Picture 10"/>
+            <wp:cNvGraphicFramePr>
+              <a:graphicFrameLocks xmlns:a="http://schemas.openxmlformats.org/drawingml/2006/main" noChangeAspect="1"/>
+            </wp:cNvGraphicFramePr>
+            <a:graphic xmlns:a="http://schemas.openxmlformats.org/drawingml/2006/main">
+              <a:graphicData uri="http://schemas.openxmlformats.org/drawingml/2006/picture">
+                <pic:pic xmlns:pic="http://schemas.openxmlformats.org/drawingml/2006/picture">
+                  <pic:nvPicPr>
+                    <pic:cNvPr id="0" name=""/>
+                    <pic:cNvPicPr/>
+                  </pic:nvPicPr>
+                  <pic:blipFill>
+                    <a:blip r:embed="rId15"/>
+                    <a:stretch>
+                      <a:fillRect/>
+                    </a:stretch>
+                  </pic:blipFill>
+                  <pic:spPr>
+                    <a:xfrm>
+                      <a:off x="0" y="0"/>
+                      <a:ext cx="5731510" cy="3223974"/>
+                    </a:xfrm>
+                    <a:prstGeom prst="rect">
+                      <a:avLst/>
+                    </a:prstGeom>
+                  </pic:spPr>
+                </pic:pic>
+              </a:graphicData>
+            </a:graphic>
+          </wp:inline>
+        </w:drawing>
+      </w:r>
+    </w:p>
+    <w:p>
+      <w:pPr>
+        <w:pStyle w:val="Heading3"/>
+        <w:rPr>
+          <w:color w:val="auto"/>
+        </w:rPr>
+      </w:pPr>
+      <w:r>
+        <w:rPr>
+          <w:color w:val="auto"/>
+        </w:rPr>
+        <w:t>5.2.4 Halaman Analisis Klaster</w:t>
+      </w:r>
+    </w:p>
+    <w:p>
+      <w:pPr>
+        <w:spacing w:before="80" w:after="80" w:line="276" w:lineRule="auto"/>
+        <w:jc w:val="both"/>
+      </w:pPr>
+      <w:r>
+        <w:t>Halaman yang menampilkan detail ha</w:t>
+      </w:r>
+      <w:r>
+        <w:t>sil analisis K-Means Clustering.</w:t>
+      </w:r>
+    </w:p>
+    <w:p>
+      <w:pPr>
+        <w:spacing w:before="80" w:after="80" w:line="276" w:lineRule="auto"/>
+        <w:jc w:val="both"/>
+      </w:pPr>
+      <w:r>
+        <w:rPr>
+          <w:noProof/>
+        </w:rPr>
+        <w:drawing>
+          <wp:inline distT="0" distB="0" distL="0" distR="0" wp14:anchorId="6C20E3BB" wp14:editId="6C2955C5">
+            <wp:extent cx="5731510" cy="3223974"/>
+            <wp:effectExtent l="0" t="0" r="2540" b="0"/>
+            <wp:docPr id="13" name="Picture 13"/>
+            <wp:cNvGraphicFramePr>
+              <a:graphicFrameLocks xmlns:a="http://schemas.openxmlformats.org/drawingml/2006/main" noChangeAspect="1"/>
+            </wp:cNvGraphicFramePr>
+            <a:graphic xmlns:a="http://schemas.openxmlformats.org/drawingml/2006/main">
+              <a:graphicData uri="http://schemas.openxmlformats.org/drawingml/2006/picture">
+                <pic:pic xmlns:pic="http://schemas.openxmlformats.org/drawingml/2006/picture">
+                  <pic:nvPicPr>
+                    <pic:cNvPr id="0" name=""/>
+                    <pic:cNvPicPr/>
+                  </pic:nvPicPr>
+                  <pic:blipFill>
+                    <a:blip r:embed="rId16"/>
+                    <a:stretch>
+                      <a:fillRect/>
+                    </a:stretch>
+                  </pic:blipFill>
+                  <pic:spPr>
+                    <a:xfrm>
+                      <a:off x="0" y="0"/>
+                      <a:ext cx="5731510" cy="3223974"/>
+                    </a:xfrm>
+                    <a:prstGeom prst="rect">
+                      <a:avLst/>
+                    </a:prstGeom>
+                  </pic:spPr>
+                </pic:pic>
+              </a:graphicData>
+            </a:graphic>
+          </wp:inline>
+        </w:drawing>
       </w:r>
     </w:p>
     <w:p>
@@ -4479,7 +4356,7 @@
                     <pic:cNvPicPr/>
                   </pic:nvPicPr>
                   <pic:blipFill rotWithShape="1">
-                    <a:blip r:embed="rId13"/>
+                    <a:blip r:embed="rId17"/>
                     <a:srcRect l="3033" r="2926"/>
                     <a:stretch/>
                   </pic:blipFill>
@@ -6522,7 +6399,7 @@
                     <pic:cNvPicPr/>
                   </pic:nvPicPr>
                   <pic:blipFill>
-                    <a:blip r:embed="rId14"/>
+                    <a:blip r:embed="rId18"/>
                     <a:stretch>
                       <a:fillRect/>
                     </a:stretch>
@@ -6996,7 +6873,7 @@
                     <pic:cNvPicPr/>
                   </pic:nvPicPr>
                   <pic:blipFill>
-                    <a:blip r:embed="rId15"/>
+                    <a:blip r:embed="rId19"/>
                     <a:stretch>
                       <a:fillRect/>
                     </a:stretch>
@@ -10799,8 +10676,8 @@
       </w:r>
     </w:p>
     <w:sectPr>
-      <w:headerReference w:type="default" r:id="rId16"/>
-      <w:footerReference w:type="default" r:id="rId17"/>
+      <w:headerReference w:type="default" r:id="rId20"/>
+      <w:footerReference w:type="default" r:id="rId21"/>
       <w:pgSz w:w="11906" w:h="16838"/>
       <w:pgMar w:top="1440" w:right="1440" w:bottom="1440" w:left="1440" w:header="708" w:footer="708" w:gutter="0"/>
       <w:cols w:space="720"/>
@@ -10878,7 +10755,7 @@
         <w:sz w:val="18"/>
         <w:szCs w:val="18"/>
       </w:rPr>
-      <w:t>7</w:t>
+      <w:t>2</w:t>
     </w:r>
     <w:r>
       <w:rPr>
